--- a/latest-output/cv_markscherr.docx
+++ b/latest-output/cv_markscherr.docx
@@ -220,7 +220,7 @@
           <w:iCs/>
           <w:i/>
         </w:rPr>
-        <w:t xml:space="preserve">Minnetonka, MN - 04/2024 – Present</w:t>
+        <w:t xml:space="preserve">Minnetonka, MN - 04/2024 – 10/2025</w:t>
       </w:r>
     </w:p>
     <w:p>
@@ -232,7 +232,7 @@
         <w:pStyle w:val="Compact"/>
       </w:pPr>
       <w:r>
-        <w:t xml:space="preserve">Refactor data access in a .NET API, introducing new data source mappings and improving thread-safe interactions with the database.</w:t>
+        <w:t xml:space="preserve">Developed and maintained RESTful APIs using Java Spring in order to adapt to dynamic business rules.</w:t>
       </w:r>
     </w:p>
     <w:p>
@@ -244,7 +244,7 @@
         <w:pStyle w:val="Compact"/>
       </w:pPr>
       <w:r>
-        <w:t xml:space="preserve">Enhance security by upgrading Python and Java applications to utilize Azure Active Directory Access.</w:t>
+        <w:t xml:space="preserve">Created a robust data ingestion application utilizing Azure Blob Storage SDK for Java, converting public data into cost insights.</w:t>
       </w:r>
     </w:p>
     <w:p>
@@ -256,7 +256,7 @@
         <w:pStyle w:val="Compact"/>
       </w:pPr>
       <w:r>
-        <w:t xml:space="preserve">Create a robust data ingestion application utilizing Azure Blob Storage SDK for Java, converting public data into cost insights.</w:t>
+        <w:t xml:space="preserve">Refactored data access in a .NET API, introducing new data source mappings and improving thread-safe interactions with Oracle.</w:t>
       </w:r>
     </w:p>
     <w:p>
@@ -268,7 +268,7 @@
         <w:pStyle w:val="Compact"/>
       </w:pPr>
       <w:r>
-        <w:t xml:space="preserve">Configure and update Red Hat Enterprise Linux (RHEL) 8 servers, ensuring security and compatibility with enterprise applications.</w:t>
+        <w:t xml:space="preserve">Enhanced security by upgrading Python and Java applications to utilize Azure Active Directory Access.</w:t>
       </w:r>
     </w:p>
     <w:p>
@@ -280,7 +280,7 @@
         <w:pStyle w:val="Compact"/>
       </w:pPr>
       <w:r>
-        <w:t xml:space="preserve">Develop and maintain RESTful APIs using Java Spring Boot in order to adapt to dynamic business rules.</w:t>
+        <w:t xml:space="preserve">Configured and updated Red Hat Enterprise Linux (RHEL) 8 servers, ensuring security and compatibility with enterprise applications.</w:t>
       </w:r>
     </w:p>
     <w:bookmarkEnd w:id="27"/>
@@ -324,6 +324,30 @@
         <w:pStyle w:val="Compact"/>
       </w:pPr>
       <w:r>
+        <w:t xml:space="preserve">Modernized legacy systems by creating RESTful APIs using Java Spring, AWS Lambda (Python and Node.js), and React strangulating ColdFusion Servers.</w:t>
+      </w:r>
+    </w:p>
+    <w:p>
+      <w:pPr>
+        <w:numPr>
+          <w:ilvl w:val="0"/>
+          <w:numId w:val="1003"/>
+        </w:numPr>
+        <w:pStyle w:val="Compact"/>
+      </w:pPr>
+      <w:r>
+        <w:t xml:space="preserve">Replaced manual SQL workflows by designing and implementing RESTful APIs using Java Spring.</w:t>
+      </w:r>
+    </w:p>
+    <w:p>
+      <w:pPr>
+        <w:numPr>
+          <w:ilvl w:val="0"/>
+          <w:numId w:val="1003"/>
+        </w:numPr>
+        <w:pStyle w:val="Compact"/>
+      </w:pPr>
+      <w:r>
         <w:t xml:space="preserve">Tasked with partnering with all teams to transition from manual, ad-hoc deployment processes to a standardized CI/CD pipeline, enforcing JaCoCo 90% test coverage as a quality gate.</w:t>
       </w:r>
     </w:p>
@@ -336,7 +360,7 @@
         <w:pStyle w:val="Compact"/>
       </w:pPr>
       <w:r>
-        <w:t xml:space="preserve">Replaced manual SQL workflows by designing and implementing RESTful APIs using Java Spring Boot.</w:t>
+        <w:t xml:space="preserve">Rapidly adapted to legacy technologies, including: ColdFusion, Logi Report, and Scala.</w:t>
       </w:r>
     </w:p>
     <w:p>
@@ -348,31 +372,7 @@
         <w:pStyle w:val="Compact"/>
       </w:pPr>
       <w:r>
-        <w:t xml:space="preserve">Modernized legacy systems by creating RESTful APIs, AWS Lambda (Python and Node.js), and React strangulating ColdFusion Servers.</w:t>
-      </w:r>
-    </w:p>
-    <w:p>
-      <w:pPr>
-        <w:numPr>
-          <w:ilvl w:val="0"/>
-          <w:numId w:val="1003"/>
-        </w:numPr>
-        <w:pStyle w:val="Compact"/>
-      </w:pPr>
-      <w:r>
-        <w:t xml:space="preserve">Rapidly adapted to legacy technologies, including: ColdFusion, Logi Report, and Scala.</w:t>
-      </w:r>
-    </w:p>
-    <w:p>
-      <w:pPr>
-        <w:numPr>
-          <w:ilvl w:val="0"/>
-          <w:numId w:val="1003"/>
-        </w:numPr>
-        <w:pStyle w:val="Compact"/>
-      </w:pPr>
-      <w:r>
-        <w:t xml:space="preserve">Extracted and analyzed metadata via Breadcrumbs from web applications using Spring Boot, React, and DynamoDB.</w:t>
+        <w:t xml:space="preserve">Extracted and analyzed metadata via Breadcrumbs from web applications using Spring, React, and DynamoDB.</w:t>
       </w:r>
     </w:p>
     <w:bookmarkEnd w:id="28"/>
@@ -416,6 +416,30 @@
         <w:pStyle w:val="Compact"/>
       </w:pPr>
       <w:r>
+        <w:t xml:space="preserve">Delivered comprehensive support for a monolithic Java EE application, ensuring compliance and system integrity through active monitoring.</w:t>
+      </w:r>
+    </w:p>
+    <w:p>
+      <w:pPr>
+        <w:numPr>
+          <w:ilvl w:val="0"/>
+          <w:numId w:val="1004"/>
+        </w:numPr>
+        <w:pStyle w:val="Compact"/>
+      </w:pPr>
+      <w:r>
+        <w:t xml:space="preserve">Automated workflows by creating AWS Lambda using API Gateway, replacing less often used endpoints.</w:t>
+      </w:r>
+    </w:p>
+    <w:p>
+      <w:pPr>
+        <w:numPr>
+          <w:ilvl w:val="0"/>
+          <w:numId w:val="1004"/>
+        </w:numPr>
+        <w:pStyle w:val="Compact"/>
+      </w:pPr>
+      <w:r>
         <w:t xml:space="preserve">Configured simulated production environments using Terraform to create an entire AWS Step Function app utilizing SNS, ECS, Lambda, Route 53, and IAM.</w:t>
       </w:r>
     </w:p>
@@ -428,31 +452,7 @@
         <w:pStyle w:val="Compact"/>
       </w:pPr>
       <w:r>
-        <w:t xml:space="preserve">Delivered comprehensive support for a monolithic Java EE application, ensuring compliance and system integrity through active monitoring.</w:t>
-      </w:r>
-    </w:p>
-    <w:p>
-      <w:pPr>
-        <w:numPr>
-          <w:ilvl w:val="0"/>
-          <w:numId w:val="1004"/>
-        </w:numPr>
-        <w:pStyle w:val="Compact"/>
-      </w:pPr>
-      <w:r>
         <w:t xml:space="preserve">Improved user experience by implementing Angular ngx-translate for dynamic language support and field updates.</w:t>
-      </w:r>
-    </w:p>
-    <w:p>
-      <w:pPr>
-        <w:numPr>
-          <w:ilvl w:val="0"/>
-          <w:numId w:val="1004"/>
-        </w:numPr>
-        <w:pStyle w:val="Compact"/>
-      </w:pPr>
-      <w:r>
-        <w:t xml:space="preserve">Automated workflows by creating AWS Lambda using API Gateway, replacing less often used endpoints.</w:t>
       </w:r>
     </w:p>
     <w:bookmarkEnd w:id="29"/>
@@ -496,31 +496,31 @@
         <w:pStyle w:val="Compact"/>
       </w:pPr>
       <w:r>
+        <w:t xml:space="preserve">Boosted system performance by contributing to the development of numerous high-efficiency RESTful APIs using Java Spring.</w:t>
+      </w:r>
+    </w:p>
+    <w:p>
+      <w:pPr>
+        <w:numPr>
+          <w:ilvl w:val="0"/>
+          <w:numId w:val="1005"/>
+        </w:numPr>
+        <w:pStyle w:val="Compact"/>
+      </w:pPr>
+      <w:r>
+        <w:t xml:space="preserve">Enhanced consumer experience by adding a feature to label previously purchased items and the date they were purchased.</w:t>
+      </w:r>
+    </w:p>
+    <w:p>
+      <w:pPr>
+        <w:numPr>
+          <w:ilvl w:val="0"/>
+          <w:numId w:val="1005"/>
+        </w:numPr>
+        <w:pStyle w:val="Compact"/>
+      </w:pPr>
+      <w:r>
         <w:t xml:space="preserve">Strengthened security by re-engineering the authentication service for a customer data management system.</w:t>
-      </w:r>
-    </w:p>
-    <w:p>
-      <w:pPr>
-        <w:numPr>
-          <w:ilvl w:val="0"/>
-          <w:numId w:val="1005"/>
-        </w:numPr>
-        <w:pStyle w:val="Compact"/>
-      </w:pPr>
-      <w:r>
-        <w:t xml:space="preserve">Boosted system performance by contributing to the development of numerous high-efficiency API endpoints.</w:t>
-      </w:r>
-    </w:p>
-    <w:p>
-      <w:pPr>
-        <w:numPr>
-          <w:ilvl w:val="0"/>
-          <w:numId w:val="1005"/>
-        </w:numPr>
-        <w:pStyle w:val="Compact"/>
-      </w:pPr>
-      <w:r>
-        <w:t xml:space="preserve">Enhanced consumer experience by adding a feature to label previously purchased items and the date they were purchased.</w:t>
       </w:r>
     </w:p>
     <w:p>
@@ -576,7 +576,7 @@
         <w:pStyle w:val="Compact"/>
       </w:pPr>
       <w:r>
-        <w:t xml:space="preserve">Conducted healthcare analytics using SQL, Python, and Java, presenting actionable insights to the United States Senate Committee on Health, Education, Labor, and Pensions.</w:t>
+        <w:t xml:space="preserve">Conducted healthcare analytics using SQL, Python, and Java Spring, presenting actionable insights to the United States Senate Committee on Health, Education, Labor, and Pensions.</w:t>
       </w:r>
     </w:p>
     <w:p>
@@ -644,7 +644,7 @@
         <w:pStyle w:val="Compact"/>
       </w:pPr>
       <w:r>
-        <w:t xml:space="preserve">Developed Java microservices to filter databases based on fraudulent scores, transactions, and sub-companies.</w:t>
+        <w:t xml:space="preserve">Developed microservices using Java Spring to filter databases based on fraudulent scores, transactions, and sub-companies.</w:t>
       </w:r>
     </w:p>
     <w:p>
@@ -656,19 +656,19 @@
         <w:pStyle w:val="Compact"/>
       </w:pPr>
       <w:r>
+        <w:t xml:space="preserve">Improved data accessibility and efficiency by building a RESTful API with Java Spring Boot to handle obscure PostgreSQL requests.</w:t>
+      </w:r>
+    </w:p>
+    <w:p>
+      <w:pPr>
+        <w:numPr>
+          <w:ilvl w:val="0"/>
+          <w:numId w:val="1007"/>
+        </w:numPr>
+        <w:pStyle w:val="Compact"/>
+      </w:pPr>
+      <w:r>
         <w:t xml:space="preserve">Created impactful stakeholder presentations by visualizing data through D3.js graphs.</w:t>
-      </w:r>
-    </w:p>
-    <w:p>
-      <w:pPr>
-        <w:numPr>
-          <w:ilvl w:val="0"/>
-          <w:numId w:val="1007"/>
-        </w:numPr>
-        <w:pStyle w:val="Compact"/>
-      </w:pPr>
-      <w:r>
-        <w:t xml:space="preserve">Improved data accessibility and efficiency by building a RESTful API with Java Spring Boot to handle obscure PostgreSQL requests.</w:t>
       </w:r>
     </w:p>
     <w:bookmarkEnd w:id="32"/>
